--- a/event/QkxBU1BIRU1Z.docx
+++ b/event/QkxBU1BIRU1Z.docx
@@ -4,7 +4,29 @@
   <w:body>
     <w:p>
       <w:r>
-        <w:t>QkxBU1BIRU1Z</w:t>
+        <w:t>DOLU AOL TPUK OHZ IYVRLU</w:t>
+      </w:r>
+    </w:p>
+    <w:p>
+      <w:r>
+        <w:t>AOL SPNOA VUJL HZJLUK BZ</w:t>
+      </w:r>
+    </w:p>
+    <w:p/>
+    <w:p>
+      <w:r>
+        <w:t>DOLU AOL KHYR OHZ JVTL</w:t>
+      </w:r>
+    </w:p>
+    <w:p>
+      <w:r>
+        <w:t>HUK ZOHSS KYVDU BZ HSS</w:t>
+      </w:r>
+    </w:p>
+    <w:p/>
+    <w:p>
+      <w:r>
+        <w:t>AOYLL MVBY VUL MPCL</w:t>
       </w:r>
     </w:p>
     <w:sectPr>

--- a/event/QkxBU1BIRU1Z.docx
+++ b/event/QkxBU1BIRU1Z.docx
@@ -4,29 +4,29 @@
   <w:body>
     <w:p>
       <w:r>
-        <w:t>DOLU AOL TPUK OHZ IYVRLU</w:t>
+        <w:t>ALIR XLI QMRH LEW FVSOIR</w:t>
       </w:r>
     </w:p>
     <w:p>
       <w:r>
-        <w:t>AOL SPNOA VUJL HZJLUK BZ</w:t>
+        <w:t>XLI PMKLX SRGI EWGIRH YW</w:t>
       </w:r>
     </w:p>
     <w:p/>
     <w:p>
       <w:r>
-        <w:t>DOLU AOL KHYR OHZ JVTL</w:t>
+        <w:t>ALIR XLI HEVO LEW GSQI</w:t>
       </w:r>
     </w:p>
     <w:p>
       <w:r>
-        <w:t>HUK ZOHSS KYVDU BZ HSS</w:t>
+        <w:t>ERH WLEPP HVSAR YW EPP</w:t>
       </w:r>
     </w:p>
     <w:p/>
     <w:p>
       <w:r>
-        <w:t>AOYLL MVBY VUL MPCL</w:t>
+        <w:t>XLVII JSYV SRI JMZI</w:t>
       </w:r>
     </w:p>
     <w:sectPr>
